--- a/口播文案.docx
+++ b/口播文案.docx
@@ -47,19 +47,50 @@
         <w:suppressLineNumbers w:val="0"/>
       </w:pPr>
       <w:r>
-        <w:t>传统的待办清单也需要自己排序，但有些时候，我连自己到底该做哪些事情都捋不清。</w:t>
-      </w:r>
-    </w:p>
-    <w:p>
-      <w:pPr>
-        <w:pStyle w:val="2"/>
-        <w:keepNext w:val="0"/>
-        <w:keepLines w:val="0"/>
-        <w:widowControl/>
-        <w:suppressLineNumbers w:val="0"/>
-      </w:pPr>
-      <w:r>
-        <w:t>所以，我用 Codex 给自己写了这样一款应用，我把它叫做：</w:t>
+        <w:t>传统的待办清单也需要自己</w:t>
+      </w:r>
+      <w:r>
+        <w:rPr>
+          <w:rFonts w:hint="eastAsia"/>
+          <w:lang w:val="en-US" w:eastAsia="zh-CN"/>
+        </w:rPr>
+        <w:t>去</w:t>
+      </w:r>
+      <w:r>
+        <w:t>排序，但有些时候，我连自己到底该做哪些事情都捋不清。</w:t>
+      </w:r>
+      <w:bookmarkStart w:id="0" w:name="_GoBack"/>
+      <w:bookmarkEnd w:id="0"/>
+    </w:p>
+    <w:p>
+      <w:pPr>
+        <w:pStyle w:val="2"/>
+        <w:keepNext w:val="0"/>
+        <w:keepLines w:val="0"/>
+        <w:widowControl/>
+        <w:suppressLineNumbers w:val="0"/>
+      </w:pPr>
+      <w:r>
+        <w:t>所以，我用 Codex 给自己写了这样一款应用，</w:t>
+      </w:r>
+      <w:r>
+        <w:rPr>
+          <w:rFonts w:hint="eastAsia"/>
+          <w:lang w:val="en-US" w:eastAsia="zh-CN"/>
+        </w:rPr>
+        <w:t>它能够让我把杂乱无章的事情集合，变成有先后、有轻重的待办列表。</w:t>
+      </w:r>
+    </w:p>
+    <w:p>
+      <w:pPr>
+        <w:pStyle w:val="2"/>
+        <w:keepNext w:val="0"/>
+        <w:keepLines w:val="0"/>
+        <w:widowControl/>
+        <w:suppressLineNumbers w:val="0"/>
+      </w:pPr>
+      <w:r>
+        <w:t>我把它叫做：</w:t>
       </w:r>
       <w:r>
         <w:rPr>
@@ -81,6 +112,73 @@
         <w:suppressLineNumbers w:val="0"/>
       </w:pPr>
       <w:r>
+        <w:t>这款应用的使用也很简单。</w:t>
+      </w:r>
+    </w:p>
+    <w:p>
+      <w:pPr>
+        <w:pStyle w:val="2"/>
+        <w:keepNext w:val="0"/>
+        <w:keepLines w:val="0"/>
+        <w:widowControl/>
+        <w:suppressLineNumbers w:val="0"/>
+      </w:pPr>
+      <w:r>
+        <w:t>在右上角配置好大模型的 API Key 之后，直接把脑子里所有想做的事情，一股脑地输入到输入框中，然后点击分析。</w:t>
+      </w:r>
+    </w:p>
+    <w:p>
+      <w:pPr>
+        <w:pStyle w:val="2"/>
+        <w:keepNext w:val="0"/>
+        <w:keepLines w:val="0"/>
+        <w:widowControl/>
+        <w:suppressLineNumbers w:val="0"/>
+      </w:pPr>
+      <w:r>
+        <w:t>AI 会分析这些事情的重要程度、优先级和时间安排，自动整理成一份待办事项列表。</w:t>
+      </w:r>
+    </w:p>
+    <w:p>
+      <w:pPr>
+        <w:pStyle w:val="2"/>
+        <w:keepNext w:val="0"/>
+        <w:keepLines w:val="0"/>
+        <w:widowControl/>
+        <w:suppressLineNumbers w:val="0"/>
+      </w:pPr>
+      <w:r>
+        <w:t>根据 AI 的分析结果，我可以快速知道哪些事情应该先做，哪些事情更重要，哪些事情暂时不用着急。</w:t>
+      </w:r>
+    </w:p>
+    <w:p>
+      <w:pPr>
+        <w:pStyle w:val="2"/>
+        <w:keepNext w:val="0"/>
+        <w:keepLines w:val="0"/>
+        <w:widowControl/>
+        <w:suppressLineNumbers w:val="0"/>
+      </w:pPr>
+      <w:r>
+        <w:rPr>
+          <w:rFonts w:hint="eastAsia"/>
+          <w:lang w:val="en-US" w:eastAsia="zh-CN"/>
+        </w:rPr>
+        <w:t>当然，我们</w:t>
+      </w:r>
+      <w:r>
+        <w:t>还可以把整份计划直接导出保存或者打印出来，再按照计划一件一件完成。</w:t>
+      </w:r>
+    </w:p>
+    <w:p>
+      <w:pPr>
+        <w:pStyle w:val="2"/>
+        <w:keepNext w:val="0"/>
+        <w:keepLines w:val="0"/>
+        <w:widowControl/>
+        <w:suppressLineNumbers w:val="0"/>
+      </w:pPr>
+      <w:r>
         <w:t>它要解决的问题很简单：</w:t>
       </w:r>
     </w:p>
@@ -93,97 +191,86 @@
         <w:suppressLineNumbers w:val="0"/>
       </w:pPr>
       <w:r>
-        <w:t>当我脑子很乱或者感到焦虑的时候，帮我把当下所有的事情理清楚。</w:t>
-      </w:r>
-    </w:p>
-    <w:p>
-      <w:pPr>
-        <w:pStyle w:val="2"/>
-        <w:keepNext w:val="0"/>
-        <w:keepLines w:val="0"/>
-        <w:widowControl/>
-        <w:suppressLineNumbers w:val="0"/>
-      </w:pPr>
-      <w:r>
-        <w:t>哪件事情最重要，哪件事情应该先做，哪件事情可以晚一点，分别应该安排在哪一天、哪个时间段。</w:t>
-      </w:r>
-    </w:p>
-    <w:p>
-      <w:pPr>
-        <w:pStyle w:val="2"/>
-        <w:keepNext w:val="0"/>
-        <w:keepLines w:val="0"/>
-        <w:widowControl/>
-        <w:suppressLineNumbers w:val="0"/>
-      </w:pPr>
-      <w:r>
-        <w:t>很多时候，焦虑就是因为想做的事情太多，却不知道该从哪里开始。</w:t>
-      </w:r>
-    </w:p>
-    <w:p>
-      <w:pPr>
-        <w:pStyle w:val="2"/>
-        <w:keepNext w:val="0"/>
-        <w:keepLines w:val="0"/>
-        <w:widowControl/>
-        <w:suppressLineNumbers w:val="0"/>
-      </w:pPr>
-      <w:r>
-        <w:t>这款应用的使用也很简单。</w:t>
-      </w:r>
-    </w:p>
-    <w:p>
-      <w:pPr>
-        <w:pStyle w:val="2"/>
-        <w:keepNext w:val="0"/>
-        <w:keepLines w:val="0"/>
-        <w:widowControl/>
-        <w:suppressLineNumbers w:val="0"/>
-      </w:pPr>
-      <w:r>
-        <w:t>在右上角配置好大模型的 API Key 之后，直接把脑子里所有想做的事情，一股脑地输入到输入框中，然后点击分析。</w:t>
-      </w:r>
-    </w:p>
-    <w:p>
-      <w:pPr>
-        <w:pStyle w:val="2"/>
-        <w:keepNext w:val="0"/>
-        <w:keepLines w:val="0"/>
-        <w:widowControl/>
-        <w:suppressLineNumbers w:val="0"/>
-      </w:pPr>
-      <w:r>
-        <w:t>AI 会分析这些事情的重要程度、优先级和时间安排，自动整理成一份待办事项列表。</w:t>
-      </w:r>
-    </w:p>
-    <w:p>
-      <w:pPr>
-        <w:pStyle w:val="2"/>
-        <w:keepNext w:val="0"/>
-        <w:keepLines w:val="0"/>
-        <w:widowControl/>
-        <w:suppressLineNumbers w:val="0"/>
-      </w:pPr>
-      <w:r>
-        <w:t>根据 AI 的分析结果，我可以快速知道哪些事情应该先做，哪些事情更重要，哪些事情暂时不用着急。</w:t>
-      </w:r>
-    </w:p>
-    <w:p>
-      <w:pPr>
-        <w:pStyle w:val="2"/>
-        <w:keepNext w:val="0"/>
-        <w:keepLines w:val="0"/>
-        <w:widowControl/>
-        <w:suppressLineNumbers w:val="0"/>
+        <w:t>当我脑子很乱或者感到焦虑的时候，</w:t>
+      </w:r>
+      <w:r>
         <w:rPr>
           <w:rFonts w:hint="eastAsia"/>
-        </w:rPr>
-      </w:pPr>
-      <w:r>
-        <w:t>最后，还可以把整份计划直接导出保存或者打印出来，再按照计划一件一件完成。</w:t>
-      </w:r>
-      <w:bookmarkStart w:id="0" w:name="_GoBack"/>
-      <w:bookmarkEnd w:id="0"/>
+          <w:lang w:val="en-US" w:eastAsia="zh-CN"/>
+        </w:rPr>
+        <w:t>可以</w:t>
+      </w:r>
+      <w:r>
+        <w:t>帮我把当下所有的事情理清楚。</w:t>
+      </w:r>
+    </w:p>
+    <w:p>
+      <w:pPr>
+        <w:pStyle w:val="2"/>
+        <w:keepNext w:val="0"/>
+        <w:keepLines w:val="0"/>
+        <w:widowControl/>
+        <w:suppressLineNumbers w:val="0"/>
+      </w:pPr>
+      <w:r>
+        <w:t>哪件事情最重要，哪件事情应该先做，</w:t>
+      </w:r>
+      <w:r>
+        <w:rPr>
+          <w:rFonts w:hint="eastAsia"/>
+          <w:lang w:val="en-US" w:eastAsia="zh-CN"/>
+        </w:rPr>
+        <w:t>哪些事情可以晚一些。</w:t>
+      </w:r>
+    </w:p>
+    <w:p>
+      <w:pPr>
+        <w:pStyle w:val="2"/>
+        <w:keepNext w:val="0"/>
+        <w:keepLines w:val="0"/>
+        <w:widowControl/>
+        <w:suppressLineNumbers w:val="0"/>
+        <w:rPr>
+          <w:rFonts w:hint="default" w:eastAsiaTheme="minorEastAsia"/>
+          <w:lang w:val="en-US" w:eastAsia="zh-CN"/>
+        </w:rPr>
+      </w:pPr>
+      <w:r>
+        <w:rPr>
+          <w:rFonts w:hint="eastAsia"/>
+          <w:lang w:val="en-US" w:eastAsia="zh-CN"/>
+        </w:rPr>
+        <w:t>最后，我想说的是，</w:t>
+      </w:r>
+      <w:r>
+        <w:t>很多时候，焦虑就是因为想做的事情太多，却不知道该从哪里开始</w:t>
+      </w:r>
+      <w:r>
+        <w:rPr>
+          <w:rFonts w:hint="eastAsia"/>
+          <w:lang w:eastAsia="zh-CN"/>
+        </w:rPr>
+        <w:t>，</w:t>
+      </w:r>
+      <w:r>
+        <w:rPr>
+          <w:rFonts w:hint="eastAsia"/>
+          <w:lang w:val="en-US" w:eastAsia="zh-CN"/>
+        </w:rPr>
+        <w:t>我希望大家不要被思维所困住，去努力的迈出那第一步。</w:t>
+      </w:r>
+    </w:p>
+    <w:p>
+      <w:pPr>
+        <w:pStyle w:val="2"/>
+        <w:keepNext w:val="0"/>
+        <w:keepLines w:val="0"/>
+        <w:widowControl/>
+        <w:suppressLineNumbers w:val="0"/>
+        <w:rPr>
+          <w:rFonts w:hint="eastAsia"/>
+        </w:rPr>
+      </w:pPr>
     </w:p>
     <w:sectPr>
       <w:pgSz w:w="11906" w:h="16838"/>

--- a/口播文案.docx
+++ b/口播文案.docx
@@ -59,46 +59,55 @@
       <w:r>
         <w:t>排序，但有些时候，我连自己到底该做哪些事情都捋不清。</w:t>
       </w:r>
+    </w:p>
+    <w:p>
+      <w:pPr>
+        <w:pStyle w:val="2"/>
+        <w:keepNext w:val="0"/>
+        <w:keepLines w:val="0"/>
+        <w:widowControl/>
+        <w:suppressLineNumbers w:val="0"/>
+      </w:pPr>
+      <w:r>
+        <w:t>所以，我用 Codex 给自己写了这样一款应用，</w:t>
+      </w:r>
+      <w:r>
+        <w:rPr>
+          <w:rFonts w:hint="eastAsia"/>
+          <w:lang w:val="en-US" w:eastAsia="zh-CN"/>
+        </w:rPr>
+        <w:t>它能够让我把杂乱无章的事情集合，变成有先后、有轻重的待办列表。</w:t>
+      </w:r>
+    </w:p>
+    <w:p>
+      <w:pPr>
+        <w:pStyle w:val="2"/>
+        <w:keepNext w:val="0"/>
+        <w:keepLines w:val="0"/>
+        <w:widowControl/>
+        <w:suppressLineNumbers w:val="0"/>
+      </w:pPr>
+      <w:r>
+        <w:t>我把它叫做：</w:t>
+      </w:r>
+      <w:r>
+        <w:rPr>
+          <w:b/>
+          <w:bCs/>
+        </w:rPr>
+        <w:t>先做一</w:t>
+      </w:r>
+      <w:r>
+        <w:rPr>
+          <w:rFonts w:hint="eastAsia"/>
+          <w:b/>
+          <w:bCs/>
+          <w:lang w:val="en-US" w:eastAsia="zh-CN"/>
+        </w:rPr>
+        <w:t>点</w:t>
+      </w:r>
       <w:bookmarkStart w:id="0" w:name="_GoBack"/>
       <w:bookmarkEnd w:id="0"/>
-    </w:p>
-    <w:p>
-      <w:pPr>
-        <w:pStyle w:val="2"/>
-        <w:keepNext w:val="0"/>
-        <w:keepLines w:val="0"/>
-        <w:widowControl/>
-        <w:suppressLineNumbers w:val="0"/>
-      </w:pPr>
-      <w:r>
-        <w:t>所以，我用 Codex 给自己写了这样一款应用，</w:t>
-      </w:r>
-      <w:r>
-        <w:rPr>
-          <w:rFonts w:hint="eastAsia"/>
-          <w:lang w:val="en-US" w:eastAsia="zh-CN"/>
-        </w:rPr>
-        <w:t>它能够让我把杂乱无章的事情集合，变成有先后、有轻重的待办列表。</w:t>
-      </w:r>
-    </w:p>
-    <w:p>
-      <w:pPr>
-        <w:pStyle w:val="2"/>
-        <w:keepNext w:val="0"/>
-        <w:keepLines w:val="0"/>
-        <w:widowControl/>
-        <w:suppressLineNumbers w:val="0"/>
-      </w:pPr>
-      <w:r>
-        <w:t>我把它叫做：</w:t>
-      </w:r>
-      <w:r>
-        <w:rPr>
-          <w:b/>
-          <w:bCs/>
-        </w:rPr>
-        <w:t>先做一件</w:t>
-      </w:r>
       <w:r>
         <w:t>。</w:t>
       </w:r>

--- a/口播文案.docx
+++ b/口播文案.docx
@@ -106,46 +106,56 @@
         </w:rPr>
         <w:t>点</w:t>
       </w:r>
+      <w:r>
+        <w:t>。</w:t>
+      </w:r>
+    </w:p>
+    <w:p>
+      <w:pPr>
+        <w:pStyle w:val="2"/>
+        <w:keepNext w:val="0"/>
+        <w:keepLines w:val="0"/>
+        <w:widowControl/>
+        <w:suppressLineNumbers w:val="0"/>
+      </w:pPr>
+      <w:r>
+        <w:t>这款应用的使用也很简单。</w:t>
+      </w:r>
+    </w:p>
+    <w:p>
+      <w:pPr>
+        <w:pStyle w:val="2"/>
+        <w:keepNext w:val="0"/>
+        <w:keepLines w:val="0"/>
+        <w:widowControl/>
+        <w:suppressLineNumbers w:val="0"/>
+      </w:pPr>
+      <w:r>
+        <w:t>在右上角配置好大模型的 API Key 之后，直接把脑子里所有想做的事情，一股脑地输入到输入框中，然后点击分析。</w:t>
+      </w:r>
+    </w:p>
+    <w:p>
+      <w:pPr>
+        <w:pStyle w:val="2"/>
+        <w:keepNext w:val="0"/>
+        <w:keepLines w:val="0"/>
+        <w:widowControl/>
+        <w:suppressLineNumbers w:val="0"/>
+      </w:pPr>
+      <w:r>
+        <w:t>AI 会分析这些事情的重要程度、优先级和时间安排，自动整理成一份</w:t>
+      </w:r>
+      <w:r>
+        <w:rPr>
+          <w:rFonts w:hint="eastAsia"/>
+          <w:lang w:val="en-US" w:eastAsia="zh-CN"/>
+        </w:rPr>
+        <w:t>真实可用的</w:t>
+      </w:r>
       <w:bookmarkStart w:id="0" w:name="_GoBack"/>
       <w:bookmarkEnd w:id="0"/>
       <w:r>
-        <w:t>。</w:t>
-      </w:r>
-    </w:p>
-    <w:p>
-      <w:pPr>
-        <w:pStyle w:val="2"/>
-        <w:keepNext w:val="0"/>
-        <w:keepLines w:val="0"/>
-        <w:widowControl/>
-        <w:suppressLineNumbers w:val="0"/>
-      </w:pPr>
-      <w:r>
-        <w:t>这款应用的使用也很简单。</w:t>
-      </w:r>
-    </w:p>
-    <w:p>
-      <w:pPr>
-        <w:pStyle w:val="2"/>
-        <w:keepNext w:val="0"/>
-        <w:keepLines w:val="0"/>
-        <w:widowControl/>
-        <w:suppressLineNumbers w:val="0"/>
-      </w:pPr>
-      <w:r>
-        <w:t>在右上角配置好大模型的 API Key 之后，直接把脑子里所有想做的事情，一股脑地输入到输入框中，然后点击分析。</w:t>
-      </w:r>
-    </w:p>
-    <w:p>
-      <w:pPr>
-        <w:pStyle w:val="2"/>
-        <w:keepNext w:val="0"/>
-        <w:keepLines w:val="0"/>
-        <w:widowControl/>
-        <w:suppressLineNumbers w:val="0"/>
-      </w:pPr>
-      <w:r>
-        <w:t>AI 会分析这些事情的重要程度、优先级和时间安排，自动整理成一份待办事项列表。</w:t>
+        <w:t>待办事项列表。</w:t>
       </w:r>
     </w:p>
     <w:p>
@@ -188,7 +198,14 @@
         <w:suppressLineNumbers w:val="0"/>
       </w:pPr>
       <w:r>
-        <w:t>它要解决的问题很简单：</w:t>
+        <w:rPr>
+          <w:rFonts w:hint="eastAsia"/>
+          <w:lang w:val="en-US" w:eastAsia="zh-CN"/>
+        </w:rPr>
+        <w:t>这款应用</w:t>
+      </w:r>
+      <w:r>
+        <w:t>要解决的问题很简单：</w:t>
       </w:r>
     </w:p>
     <w:p>
